--- a/docs/DriX_Fuel_Efficiency_Report.docx
+++ b/docs/DriX_Fuel_Efficiency_Report.docx
@@ -259,7 +259,7 @@
                 <w:rFonts w:ascii="Arial" w:hAnsi="Arial"/>
                 <w:sz w:val="18"/>
               </w:rPr>
-              <w:t>model.json v2.6.0 and the MCAP fit pipeline — every figure in this report is computed at build time</w:t>
+              <w:t>model.json v2.7.0 and the MCAP fit pipeline — every figure in this report is computed at build time</w:t>
             </w:r>
           </w:p>
         </w:tc>
@@ -375,7 +375,7 @@
                 <w:rFonts w:ascii="Arial" w:hAnsi="Arial"/>
                 <w:sz w:val="18"/>
               </w:rPr>
-              <w:t>12 August 2026  (model v2.6.0 — gauge-denominated reserve)</w:t>
+              <w:t>13 August 2026  (model v2.7.0 — gauge-denominated reserve)</w:t>
             </w:r>
           </w:p>
         </w:tc>
@@ -15594,7 +15594,110 @@
         <w:pStyle w:val="Heading2"/>
       </w:pPr>
       <w:r>
-        <w:t>8.5  The tool</w:t>
+        <w:t>8.5  The tide as a planning input</w:t>
+      </w:r>
+    </w:p>
+    <w:p>
+      <w:pPr>
+        <w:spacing w:after="120"/>
+      </w:pPr>
+      <w:r>
+        <w:rPr>
+          <w:rFonts w:ascii="Arial" w:hAnsi="Arial"/>
+          <w:b w:val="0"/>
+          <w:i w:val="0"/>
+          <w:sz w:val="20"/>
+        </w:rPr>
+        <w:t>Since 2026-08-13 the per-leg current need not be typed from a tide table: it can be read off the NOAA Delaware Bay operational forecast, sampled along each leg at the time the vehicle would be there. This changes no coefficient in this report. It supplies two inputs the framework above already had — a leg's current speed and set — so the arithmetic is identical to an operator entering them by hand, and a plan made without pressing the button is unaffected.</w:t>
+      </w:r>
+    </w:p>
+    <w:p>
+      <w:pPr>
+        <w:spacing w:after="120"/>
+      </w:pPr>
+      <w:r>
+        <w:rPr>
+          <w:rFonts w:ascii="Arial" w:hAnsi="Arial"/>
+          <w:b w:val="0"/>
+          <w:i w:val="0"/>
+          <w:sz w:val="20"/>
+        </w:rPr>
+        <w:t>What it is worth is worth stating, because it is larger than most of the sensitivities in §7. On a real mission out of the operating base — twelve miles out, a 12 × 2 NM survey, twelve miles home, departing at midday — the tide costs 5.2% of mission fuel against planning it as slack water. Sampling the forecast along the track instead of once per leg gives 2.7%, roughly half: a survey holds one ground for hours while the tide turns under it, and a single vector average of a reversing current overstates what the hull actually fights. The mission clock is identical in both cases, which follows from §8.3 — a current moves the fuel and never the time.</w:t>
+      </w:r>
+    </w:p>
+    <w:tbl>
+      <w:tblPr>
+        <w:tblW w:type="auto" w:w="0"/>
+        <w:jc w:val="center"/>
+        <w:tblLook w:firstColumn="1" w:firstRow="1" w:lastColumn="0" w:lastRow="0" w:noHBand="0" w:noVBand="1" w:val="04A0"/>
+      </w:tblPr>
+      <w:tblGrid>
+        <w:gridCol w:w="9360"/>
+      </w:tblGrid>
+      <w:tr>
+        <w:trPr>
+          <w:cantSplit/>
+        </w:trPr>
+        <w:tc>
+          <w:tcPr>
+            <w:tcW w:type="dxa" w:w="9072"/>
+            <w:shd w:val="clear" w:color="auto" w:fill="EEF3F9"/>
+          </w:tcPr>
+          <w:p>
+            <w:pPr>
+              <w:spacing w:after="40"/>
+            </w:pPr>
+            <w:r/>
+            <w:r>
+              <w:rPr>
+                <w:rFonts w:ascii="Arial" w:hAnsi="Arial"/>
+                <w:b/>
+                <w:color w:val="1F3B60"/>
+                <w:sz w:val="19"/>
+              </w:rPr>
+              <w:t>Two cautions that belong with the number</w:t>
+            </w:r>
+          </w:p>
+          <w:p>
+            <w:pPr>
+              <w:spacing w:after="40"/>
+            </w:pPr>
+            <w:r>
+              <w:rPr>
+                <w:rFonts w:ascii="Arial" w:hAnsi="Arial"/>
+                <w:sz w:val="18"/>
+              </w:rPr>
+              <w:t>It is partly counted twice. The speed law in §3 is fitted against speed over ground in an unrecorded tide, so some tidal effect is already inside the coefficients; applying a forecast current on top counts part of it again. The honest use is comparing two plans, or pricing today's tide — not treating the result as a calibrated tidal correction. Removing the overlap needs the same reciprocal-heading runs §5.2 and the register already ask for. And a forecast is a model, not a measurement: where it cannot reach a requested time the planner estimates by borrowing across whole tidal cycles, which it marks as an estimate everywhere it appears rather than presenting it as forecast.</w:t>
+            </w:r>
+          </w:p>
+        </w:tc>
+      </w:tr>
+    </w:tbl>
+    <w:p>
+      <w:pPr>
+        <w:spacing w:after="120"/>
+      </w:pPr>
+    </w:p>
+    <w:p>
+      <w:pPr>
+        <w:spacing w:after="120"/>
+      </w:pPr>
+      <w:r>
+        <w:rPr>
+          <w:rFonts w:ascii="Arial" w:hAnsi="Arial"/>
+          <w:b w:val="0"/>
+          <w:i w:val="0"/>
+          <w:sz w:val="20"/>
+        </w:rPr>
+        <w:t>One consequence for reading this report against the tool. Where a survey is given real geometry, the planner now also charges the TURNS between lines, from an assumed turn model. The tables in this report describe surveys as line count and line length without geometry, so they carry no turn cost and are unchanged by it; a geometry-based plan in the tool will therefore read slightly higher for the same survey. That is the tool being more complete, not a disagreement.</w:t>
+      </w:r>
+    </w:p>
+    <w:p>
+      <w:pPr>
+        <w:pStyle w:val="Heading2"/>
+      </w:pPr>
+      <w:r>
+        <w:t>8.6  The tool</w:t>
       </w:r>
     </w:p>
     <w:p>
@@ -16792,6 +16895,310 @@
                 <w:sz w:val="17"/>
               </w:rPr>
               <w:t>Kept in cost terms; litres cannot be recovered from it</w:t>
+            </w:r>
+          </w:p>
+        </w:tc>
+      </w:tr>
+      <w:tr>
+        <w:tc>
+          <w:tcPr>
+            <w:tcW w:type="dxa" w:w="504"/>
+          </w:tcPr>
+          <w:p>
+            <w:pPr>
+              <w:spacing w:after="40"/>
+            </w:pPr>
+            <w:r/>
+            <w:r>
+              <w:rPr>
+                <w:rFonts w:ascii="Arial" w:hAnsi="Arial"/>
+                <w:sz w:val="17"/>
+              </w:rPr>
+              <w:t>15</w:t>
+            </w:r>
+          </w:p>
+        </w:tc>
+        <w:tc>
+          <w:tcPr>
+            <w:tcW w:type="dxa" w:w="1800"/>
+          </w:tcPr>
+          <w:p>
+            <w:pPr>
+              <w:spacing w:after="40"/>
+            </w:pPr>
+            <w:r/>
+            <w:r>
+              <w:rPr>
+                <w:rFonts w:ascii="Arial" w:hAnsi="Arial"/>
+                <w:sz w:val="17"/>
+              </w:rPr>
+              <w:t>NOAA forecast</w:t>
+            </w:r>
+          </w:p>
+        </w:tc>
+        <w:tc>
+          <w:tcPr>
+            <w:tcW w:type="dxa" w:w="3312"/>
+          </w:tcPr>
+          <w:p>
+            <w:pPr>
+              <w:spacing w:after="40"/>
+            </w:pPr>
+            <w:r/>
+            <w:r>
+              <w:rPr>
+                <w:rFonts w:ascii="Arial" w:hAnsi="Arial"/>
+                <w:sz w:val="17"/>
+              </w:rPr>
+              <w:t>A model output, not a measurement, and surface only</w:t>
+            </w:r>
+          </w:p>
+        </w:tc>
+        <w:tc>
+          <w:tcPr>
+            <w:tcW w:type="dxa" w:w="3744"/>
+          </w:tcPr>
+          <w:p>
+            <w:pPr>
+              <w:spacing w:after="40"/>
+            </w:pPr>
+            <w:r/>
+            <w:r>
+              <w:rPr>
+                <w:rFonts w:ascii="Arial" w:hAnsi="Arial"/>
+                <w:sz w:val="17"/>
+              </w:rPr>
+              <w:t>Used as an INPUT to a plan, never as evidence for a coefficient. Hourly on a ~500 m mesh at 0 m; the vehicle draws 2 m and no shear is modelled</w:t>
+            </w:r>
+          </w:p>
+        </w:tc>
+      </w:tr>
+      <w:tr>
+        <w:tc>
+          <w:tcPr>
+            <w:tcW w:type="dxa" w:w="504"/>
+            <w:shd w:val="clear" w:color="auto" w:fill="F2F5F8"/>
+          </w:tcPr>
+          <w:p>
+            <w:pPr>
+              <w:spacing w:after="40"/>
+            </w:pPr>
+            <w:r/>
+            <w:r>
+              <w:rPr>
+                <w:rFonts w:ascii="Arial" w:hAnsi="Arial"/>
+                <w:sz w:val="17"/>
+              </w:rPr>
+              <w:t>16</w:t>
+            </w:r>
+          </w:p>
+        </w:tc>
+        <w:tc>
+          <w:tcPr>
+            <w:tcW w:type="dxa" w:w="1800"/>
+            <w:shd w:val="clear" w:color="auto" w:fill="F2F5F8"/>
+          </w:tcPr>
+          <w:p>
+            <w:pPr>
+              <w:spacing w:after="40"/>
+            </w:pPr>
+            <w:r/>
+            <w:r>
+              <w:rPr>
+                <w:rFonts w:ascii="Arial" w:hAnsi="Arial"/>
+                <w:sz w:val="17"/>
+              </w:rPr>
+              <w:t>NOAA forecast</w:t>
+            </w:r>
+          </w:p>
+        </w:tc>
+        <w:tc>
+          <w:tcPr>
+            <w:tcW w:type="dxa" w:w="3312"/>
+            <w:shd w:val="clear" w:color="auto" w:fill="F2F5F8"/>
+          </w:tcPr>
+          <w:p>
+            <w:pPr>
+              <w:spacing w:after="40"/>
+            </w:pPr>
+            <w:r/>
+            <w:r>
+              <w:rPr>
+                <w:rFonts w:ascii="Arial" w:hAnsi="Arial"/>
+                <w:sz w:val="17"/>
+              </w:rPr>
+              <w:t>Applying it double-counts against the SOG-fitted speed law</w:t>
+            </w:r>
+          </w:p>
+        </w:tc>
+        <w:tc>
+          <w:tcPr>
+            <w:tcW w:type="dxa" w:w="3744"/>
+            <w:shd w:val="clear" w:color="auto" w:fill="F2F5F8"/>
+          </w:tcPr>
+          <w:p>
+            <w:pPr>
+              <w:spacing w:after="40"/>
+            </w:pPr>
+            <w:r/>
+            <w:r>
+              <w:rPr>
+                <w:rFonts w:ascii="Arial" w:hAnsi="Arial"/>
+                <w:sz w:val="17"/>
+              </w:rPr>
+              <w:t>Stated on the leg, in §8.5 and here. Reciprocal-heading runs at steady RPM are what would separate the two</w:t>
+            </w:r>
+          </w:p>
+        </w:tc>
+      </w:tr>
+      <w:tr>
+        <w:tc>
+          <w:tcPr>
+            <w:tcW w:type="dxa" w:w="504"/>
+          </w:tcPr>
+          <w:p>
+            <w:pPr>
+              <w:spacing w:after="40"/>
+            </w:pPr>
+            <w:r/>
+            <w:r>
+              <w:rPr>
+                <w:rFonts w:ascii="Arial" w:hAnsi="Arial"/>
+                <w:sz w:val="17"/>
+              </w:rPr>
+              <w:t>17</w:t>
+            </w:r>
+          </w:p>
+        </w:tc>
+        <w:tc>
+          <w:tcPr>
+            <w:tcW w:type="dxa" w:w="1800"/>
+          </w:tcPr>
+          <w:p>
+            <w:pPr>
+              <w:spacing w:after="40"/>
+            </w:pPr>
+            <w:r/>
+            <w:r>
+              <w:rPr>
+                <w:rFonts w:ascii="Arial" w:hAnsi="Arial"/>
+                <w:sz w:val="17"/>
+              </w:rPr>
+              <w:t>NOAA forecast</w:t>
+            </w:r>
+          </w:p>
+        </w:tc>
+        <w:tc>
+          <w:tcPr>
+            <w:tcW w:type="dxa" w:w="3312"/>
+          </w:tcPr>
+          <w:p>
+            <w:pPr>
+              <w:spacing w:after="40"/>
+            </w:pPr>
+            <w:r/>
+            <w:r>
+              <w:rPr>
+                <w:rFonts w:ascii="Arial" w:hAnsi="Arial"/>
+                <w:sz w:val="17"/>
+              </w:rPr>
+              <w:t>The published archive is only about two days deep</w:t>
+            </w:r>
+          </w:p>
+        </w:tc>
+        <w:tc>
+          <w:tcPr>
+            <w:tcW w:type="dxa" w:w="3744"/>
+          </w:tcPr>
+          <w:p>
+            <w:pPr>
+              <w:spacing w:after="40"/>
+            </w:pPr>
+            <w:r/>
+            <w:r>
+              <w:rPr>
+                <w:rFonts w:ascii="Arial" w:hAnsi="Arial"/>
+                <w:sz w:val="17"/>
+              </w:rPr>
+              <w:t>A mission older than that cannot be answered exactly. Beyond it, and past the forecast horizon, values are ESTIMATED by projection and flagged as such</w:t>
+            </w:r>
+          </w:p>
+        </w:tc>
+      </w:tr>
+      <w:tr>
+        <w:tc>
+          <w:tcPr>
+            <w:tcW w:type="dxa" w:w="504"/>
+            <w:shd w:val="clear" w:color="auto" w:fill="F2F5F8"/>
+          </w:tcPr>
+          <w:p>
+            <w:pPr>
+              <w:spacing w:after="40"/>
+            </w:pPr>
+            <w:r/>
+            <w:r>
+              <w:rPr>
+                <w:rFonts w:ascii="Arial" w:hAnsi="Arial"/>
+                <w:sz w:val="17"/>
+              </w:rPr>
+              <w:t>18</w:t>
+            </w:r>
+          </w:p>
+        </w:tc>
+        <w:tc>
+          <w:tcPr>
+            <w:tcW w:type="dxa" w:w="1800"/>
+            <w:shd w:val="clear" w:color="auto" w:fill="F2F5F8"/>
+          </w:tcPr>
+          <w:p>
+            <w:pPr>
+              <w:spacing w:after="40"/>
+            </w:pPr>
+            <w:r/>
+            <w:r>
+              <w:rPr>
+                <w:rFonts w:ascii="Arial" w:hAnsi="Arial"/>
+                <w:sz w:val="17"/>
+              </w:rPr>
+              <w:t>NOAA forecast</w:t>
+            </w:r>
+          </w:p>
+        </w:tc>
+        <w:tc>
+          <w:tcPr>
+            <w:tcW w:type="dxa" w:w="3312"/>
+            <w:shd w:val="clear" w:color="auto" w:fill="F2F5F8"/>
+          </w:tcPr>
+          <w:p>
+            <w:pPr>
+              <w:spacing w:after="40"/>
+            </w:pPr>
+            <w:r/>
+            <w:r>
+              <w:rPr>
+                <w:rFonts w:ascii="Arial" w:hAnsi="Arial"/>
+                <w:sz w:val="17"/>
+              </w:rPr>
+              <w:t>A projected value is an estimate, not a forecast</w:t>
+            </w:r>
+          </w:p>
+        </w:tc>
+        <w:tc>
+          <w:tcPr>
+            <w:tcW w:type="dxa" w:w="3744"/>
+            <w:shd w:val="clear" w:color="auto" w:fill="F2F5F8"/>
+          </w:tcPr>
+          <w:p>
+            <w:pPr>
+              <w:spacing w:after="40"/>
+            </w:pPr>
+            <w:r/>
+            <w:r>
+              <w:rPr>
+                <w:rFonts w:ascii="Arial" w:hAnsi="Arial"/>
+                <w:sz w:val="17"/>
+              </w:rPr>
+              <w:t>Reaches at most three tidal cycles, measured at 0.14-0.21 kt RMS against the model itself; refused beyond that. Never applied silently</w:t>
             </w:r>
           </w:p>
         </w:tc>
@@ -17994,7 +18401,7 @@
           <w:i w:val="0"/>
           <w:sz w:val="20"/>
         </w:rPr>
-        <w:t>All values as they stand in model.json v2.6.0, which the planning tool consumes directly. Full precision is given for that reason. This table is generated from the model file, so it cannot drift from it.</w:t>
+        <w:t>All values as they stand in model.json v2.7.0, which the planning tool consumes directly. Full precision is given for that reason. This table is generated from the model file, so it cannot drift from it.</w:t>
       </w:r>
     </w:p>
     <w:tbl>
@@ -19343,7 +19750,7 @@
     </w:p>
     <w:p>
       <w:pPr>
-        <w:spacing w:before="80" w:after="160"/>
+        <w:spacing w:before="80" w:after="40"/>
         <w:ind w:left="432"/>
       </w:pPr>
       <w:r>
@@ -19352,7 +19759,24 @@
           <w:b/>
           <w:sz w:val="19"/>
         </w:rPr>
-        <w:t>python tools/build_report.py</w:t>
+        <w:t>python tools/build_report.py         [OUT.docx]</w:t>
+        <w:br/>
+        <w:t>powershell -File tools/export_pdf.ps1</w:t>
+      </w:r>
+    </w:p>
+    <w:p>
+      <w:pPr>
+        <w:spacing w:after="160"/>
+        <w:ind w:left="432"/>
+      </w:pPr>
+      <w:r>
+        <w:rPr>
+          <w:rFonts w:ascii="Arial" w:hAnsi="Arial"/>
+          <w:i/>
+          <w:color w:val="5B6B7A"/>
+          <w:sz w:val="17"/>
+        </w:rPr>
+        <w:t>The PDF beside this document is a Word export of the same file, produced by the second step. Skip it and the PDF goes stale against the document it is named after, which is how a rebuilt report can still be read in its old form.</w:t>
       </w:r>
     </w:p>
     <w:p>

--- a/docs/DriX_Fuel_Efficiency_Report.docx
+++ b/docs/DriX_Fuel_Efficiency_Report.docx
@@ -259,7 +259,7 @@
                 <w:rFonts w:ascii="Arial" w:hAnsi="Arial"/>
                 <w:sz w:val="18"/>
               </w:rPr>
-              <w:t>model.json v2.7.0 and the MCAP fit pipeline — every figure in this report is computed at build time</w:t>
+              <w:t>model.json v2.8.0 and the MCAP fit pipeline — every figure in this report is computed at build time</w:t>
             </w:r>
           </w:p>
         </w:tc>
@@ -375,7 +375,7 @@
                 <w:rFonts w:ascii="Arial" w:hAnsi="Arial"/>
                 <w:sz w:val="18"/>
               </w:rPr>
-              <w:t>13 August 2026  (model v2.7.0 — gauge-denominated reserve)</w:t>
+              <w:t>15 August 2026  (model v2.8.0 — gauge-denominated reserve)</w:t>
             </w:r>
           </w:p>
         </w:tc>
@@ -679,7 +679,7 @@
           <w:rFonts w:ascii="Arial" w:hAnsi="Arial"/>
           <w:sz w:val="20"/>
         </w:rPr>
-        <w:t>Six days of MCAP logs (4.85 h of steady cruise) give L/h = 2.9364 − 0.002970·RPM + 1.4581×10⁻⁶·RPM² (R² 0.9995) and 2.36 NM/L at the 8 kt survey speed — 2179 rpm, inside the fitted window, so survey planning on this gondola is interpolation. Loiter burn is 0.95 L/h over 20.8 h observed.</w:t>
+        <w:t>Six days of MCAP logs (4.85 h of steady cruise) give L/h = 3.1135 − 0.002920·RPM + 1.3961×10⁻⁶·RPM² (R² 0.9933) and 2.41 NM/L at the 8 kt survey speed — 2158 rpm, inside the fitted window, so survey planning on this gondola is interpolation. Loiter burn is 1.05 L/h over 38.8 h observed.</w:t>
       </w:r>
     </w:p>
     <w:p>
@@ -700,7 +700,7 @@
           <w:rFonts w:ascii="Arial" w:hAnsi="Arial"/>
           <w:sz w:val="20"/>
         </w:rPr>
-        <w:t>The 25% floor is written in indicated percent, so a mission may spend 185.7 L before the needle reaches it — against 187.5 L on a linear 250 L tank. No capacity assumption enters that number. At survey speed it is 54.8 h and 439 NM, not 55.3 h and 443 NM.</w:t>
+        <w:t>The 25% floor is written in indicated percent, so a mission may spend 185.7 L before the needle reaches it — against 187.5 L on a linear 250 L tank. No capacity assumption enters that number. At survey speed it is 56.0 h and 448 NM, not 56.6 h and 453 NM.</w:t>
       </w:r>
     </w:p>
     <w:tbl>
@@ -745,7 +745,7 @@
                 <w:rFonts w:ascii="Arial" w:hAnsi="Arial"/>
                 <w:sz w:val="18"/>
               </w:rPr>
-              <w:t>The floor is a needle position, so mission fuel is what the gauge holds between full and 25% — 186 L on the adopted reading, 154 L if the gauge speaks only for its own span. That 31 L is 9 hours and 74 NM of endurance riding on an inference the drawings support and no drawdown has yet tested.</w:t>
+              <w:t>The floor is a needle position, so mission fuel is what the gauge holds between full and 25% — 186 L on the adopted reading, 154 L if the gauge speaks only for its own span. That 31 L is 9 hours and 75 NM of endurance riding on an inference the drawings support and no drawdown has yet tested.</w:t>
             </w:r>
           </w:p>
         </w:tc>
@@ -1660,7 +1660,7 @@
                 <w:rFonts w:ascii="Arial" w:hAnsi="Arial"/>
                 <w:sz w:val="17"/>
               </w:rPr>
-              <w:t>MCAP refit, R² 0.9995 / 0.956 — §5.5</w:t>
+              <w:t>MCAP refit, R² 0.9933 / 0.971 — §5.5</w:t>
             </w:r>
           </w:p>
         </w:tc>
@@ -4795,7 +4795,7 @@
                 <w:rFonts w:ascii="Arial" w:hAnsi="Arial"/>
                 <w:sz w:val="18"/>
               </w:rPr>
-              <w:t>Eight knots requires (8 − 1.1348) / 0.00262408 ≈ 2616 rpm on the EM712 speed law, against a 2500 rpm fit ceiling — an extrapolation of about 5%. The EM2040 fitted today needs only 2179 rpm against a 3100 rpm ceiling, so survey planning on the current gondola is interpolation.</w:t>
+              <w:t>Eight knots requires (8 − 1.1348) / 0.00262408 ≈ 2616 rpm on the EM712 speed law, against a 2500 rpm fit ceiling — an extrapolation of about 5%. The EM2040 fitted today needs only 2158 rpm against a 3080 rpm ceiling, so survey planning on the current gondola is interpolation.</w:t>
             </w:r>
           </w:p>
         </w:tc>
@@ -8229,7 +8229,7 @@
           <w:b/>
           <w:sz w:val="19"/>
         </w:rPr>
-        <w:t>L/h  =  2.9364  −  0.0029704·RPM  +  1.4581×10⁻⁶·RPM²</w:t>
+        <w:t>L/h  =  3.1135  −  0.0029201·RPM  +  1.3961×10⁻⁶·RPM²</w:t>
       </w:r>
     </w:p>
     <w:p>
@@ -8244,7 +8244,7 @@
           <w:color w:val="5B6B7A"/>
           <w:sz w:val="17"/>
         </w:rPr>
-        <w:t>Measured EM2040 fuel law. R² 0.9995 on binned medians, valid 1400–3100 rpm.</w:t>
+        <w:t>Measured EM2040 fuel law. R² 0.9933 on binned medians, valid 1280–3080 rpm.</w:t>
       </w:r>
     </w:p>
     <w:p>
@@ -8258,7 +8258,7 @@
           <w:b/>
           <w:sz w:val="19"/>
         </w:rPr>
-        <w:t>kt  =  0.4861  +  0.0034479·RPM</w:t>
+        <w:t>kt  =  -0.4380  +  0.0039094·RPM</w:t>
       </w:r>
     </w:p>
     <w:p>
@@ -8273,7 +8273,7 @@
           <w:color w:val="5B6B7A"/>
           <w:sz w:val="17"/>
         </w:rPr>
-        <w:t>Measured EM2040 speed law. R² 0.956; SOG-based, so it carries roughly ±5% tidal uncertainty.</w:t>
+        <w:t>Measured EM2040 speed law. R² 0.971; SOG-based, so it carries roughly ±5% tidal uncertainty.</w:t>
       </w:r>
     </w:p>
     <w:tbl>
@@ -8389,7 +8389,7 @@
                 <w:rFonts w:ascii="Arial" w:hAnsi="Arial"/>
                 <w:sz w:val="17"/>
               </w:rPr>
-              <w:t>2179 (interpolation)</w:t>
+              <w:t>2158 (interpolation)</w:t>
             </w:r>
           </w:p>
         </w:tc>
@@ -8449,7 +8449,7 @@
                 <w:rFonts w:ascii="Arial" w:hAnsi="Arial"/>
                 <w:sz w:val="17"/>
               </w:rPr>
-              <w:t>3.39 L/h</w:t>
+              <w:t>3.31 L/h</w:t>
             </w:r>
           </w:p>
         </w:tc>
@@ -8508,7 +8508,7 @@
                 <w:rFonts w:ascii="Arial" w:hAnsi="Arial"/>
                 <w:sz w:val="17"/>
               </w:rPr>
-              <w:t>2.36 NM/L</w:t>
+              <w:t>2.41 NM/L</w:t>
             </w:r>
           </w:p>
         </w:tc>
@@ -8548,7 +8548,7 @@
                 <w:rFonts w:ascii="Arial" w:hAnsi="Arial"/>
                 <w:sz w:val="17"/>
               </w:rPr>
-              <w:t>Loiter (~1005 rpm)</w:t>
+              <w:t>Loiter (~1010 rpm)</w:t>
             </w:r>
           </w:p>
         </w:tc>
@@ -8568,7 +8568,7 @@
                 <w:rFonts w:ascii="Arial" w:hAnsi="Arial"/>
                 <w:sz w:val="17"/>
               </w:rPr>
-              <w:t>0.95 L/h (20.8 h observed)</w:t>
+              <w:t>1.05 L/h (38.8 h observed)</w:t>
             </w:r>
           </w:p>
         </w:tc>
@@ -8606,7 +8606,7 @@
           <w:color w:val="5B6B7A"/>
           <w:sz w:val="16"/>
         </w:rPr>
-        <w:t>Table 8b — The measured EM2040 curve against the EM712. The EM712 costs 1.39× the fuel per nautical mile at 8 kt on measured curves.</w:t>
+        <w:t>Table 8b — The measured EM2040 curve against the EM712. The EM712 costs 1.42× the fuel per nautical mile at 8 kt on measured curves.</w:t>
       </w:r>
     </w:p>
     <w:p>
@@ -8616,7 +8616,7 @@
       <w:r>
         <w:drawing>
           <wp:inline xmlns:a="http://schemas.openxmlformats.org/drawingml/2006/main" xmlns:pic="http://schemas.openxmlformats.org/drawingml/2006/picture">
-            <wp:extent cx="5669280" cy="1743936"/>
+            <wp:extent cx="5669280" cy="1743021"/>
             <wp:docPr id="8" name="Picture 8"/>
             <wp:cNvGraphicFramePr>
               <a:graphicFrameLocks noChangeAspect="1"/>
@@ -8637,7 +8637,7 @@
                   <pic:spPr>
                     <a:xfrm>
                       <a:off x="0" y="0"/>
-                      <a:ext cx="5669280" cy="1743936"/>
+                      <a:ext cx="5669280" cy="1743021"/>
                     </a:xfrm>
                     <a:prstGeom prst="rect"/>
                   </pic:spPr>
@@ -8675,7 +8675,7 @@
           <w:i w:val="0"/>
           <w:sz w:val="20"/>
         </w:rPr>
-        <w:t>Two findings ride along. First, the vehicle's own static endurance model reads 6.54 L/h at 8 kn against the measured 3.39 — the onboard prediction runs about 1.9× rich for this configuration. Second, below about 5.3 kt (1400 rpm) there is no cruise data at all, only the loiter figure.</w:t>
+        <w:t>Two findings ride along. First, the vehicle's own static endurance model reads 6.54 L/h at 8 kn against the measured 3.31 — the onboard prediction runs about 2.0× rich for this configuration. Second, below about 4.6 kt (1280 rpm) there is no cruise data at all, only the loiter figure.</w:t>
       </w:r>
     </w:p>
     <w:p>
@@ -13632,7 +13632,7 @@
                 <w:rFonts w:ascii="Arial" w:hAnsi="Arial"/>
                 <w:sz w:val="17"/>
               </w:rPr>
-              <w:t>365 NM</w:t>
+              <w:t>373 NM</w:t>
             </w:r>
           </w:p>
         </w:tc>
@@ -13652,7 +13652,7 @@
                 <w:rFonts w:ascii="Arial" w:hAnsi="Arial"/>
                 <w:sz w:val="17"/>
               </w:rPr>
-              <w:t>45.6 h</w:t>
+              <w:t>46.6 h</w:t>
             </w:r>
           </w:p>
         </w:tc>
@@ -13753,7 +13753,7 @@
                 <w:rFonts w:ascii="Arial" w:hAnsi="Arial"/>
                 <w:sz w:val="17"/>
               </w:rPr>
-              <w:t>439 NM</w:t>
+              <w:t>448 NM</w:t>
             </w:r>
           </w:p>
         </w:tc>
@@ -13773,7 +13773,7 @@
                 <w:rFonts w:ascii="Arial" w:hAnsi="Arial"/>
                 <w:sz w:val="17"/>
               </w:rPr>
-              <w:t>54.8 h</w:t>
+              <w:t>56.0 h</w:t>
             </w:r>
           </w:p>
         </w:tc>
@@ -13791,7 +13791,7 @@
           <w:color w:val="5B6B7A"/>
           <w:sz w:val="16"/>
         </w:rPr>
-        <w:t>Table 15 — The two readings of the 44 L gap, on the EM2040 curve measured today. The adopted row is the one the planner and the needle both follow; the other is what the measured band alone supports. Difference: 74 NM and 9.2 h.</w:t>
+        <w:t>Table 15 — The two readings of the 44 L gap, on the EM2040 curve measured today. The adopted row is the one the planner and the needle both follow; the other is what the measured band alone supports. Difference: 75 NM and 9.4 h.</w:t>
       </w:r>
     </w:p>
     <w:p>
@@ -14047,7 +14047,7 @@
                 <w:rFonts w:ascii="Arial" w:hAnsi="Arial"/>
                 <w:sz w:val="17"/>
               </w:rPr>
-              <w:t>443 NM</w:t>
+              <w:t>453 NM</w:t>
             </w:r>
           </w:p>
         </w:tc>
@@ -14066,7 +14066,7 @@
                 <w:rFonts w:ascii="Arial" w:hAnsi="Arial"/>
                 <w:sz w:val="17"/>
               </w:rPr>
-              <w:t>55.3 h</w:t>
+              <w:t>56.6 h</w:t>
             </w:r>
           </w:p>
         </w:tc>
@@ -14167,7 +14167,7 @@
                 <w:rFonts w:ascii="Arial" w:hAnsi="Arial"/>
                 <w:sz w:val="17"/>
               </w:rPr>
-              <w:t>365 NM</w:t>
+              <w:t>373 NM</w:t>
             </w:r>
           </w:p>
         </w:tc>
@@ -14187,7 +14187,7 @@
                 <w:rFonts w:ascii="Arial" w:hAnsi="Arial"/>
                 <w:sz w:val="17"/>
               </w:rPr>
-              <w:t>45.6 h</w:t>
+              <w:t>46.6 h</w:t>
             </w:r>
           </w:p>
         </w:tc>
@@ -14283,7 +14283,7 @@
                 <w:rFonts w:ascii="Arial" w:hAnsi="Arial"/>
                 <w:sz w:val="17"/>
               </w:rPr>
-              <w:t>370 NM</w:t>
+              <w:t>378 NM</w:t>
             </w:r>
           </w:p>
         </w:tc>
@@ -14302,7 +14302,7 @@
                 <w:rFonts w:ascii="Arial" w:hAnsi="Arial"/>
                 <w:sz w:val="17"/>
               </w:rPr>
-              <w:t>46.3 h</w:t>
+              <w:t>47.3 h</w:t>
             </w:r>
           </w:p>
         </w:tc>
@@ -14403,7 +14403,7 @@
                 <w:rFonts w:ascii="Arial" w:hAnsi="Arial"/>
                 <w:sz w:val="17"/>
               </w:rPr>
-              <w:t>363 NM</w:t>
+              <w:t>371 NM</w:t>
             </w:r>
           </w:p>
         </w:tc>
@@ -14423,7 +14423,7 @@
                 <w:rFonts w:ascii="Arial" w:hAnsi="Arial"/>
                 <w:sz w:val="17"/>
               </w:rPr>
-              <w:t>45.3 h</w:t>
+              <w:t>46.4 h</w:t>
             </w:r>
           </w:p>
         </w:tc>
@@ -14519,7 +14519,7 @@
                 <w:rFonts w:ascii="Arial" w:hAnsi="Arial"/>
                 <w:sz w:val="17"/>
               </w:rPr>
-              <w:t>307 NM</w:t>
+              <w:t>314 NM</w:t>
             </w:r>
           </w:p>
         </w:tc>
@@ -14538,7 +14538,7 @@
                 <w:rFonts w:ascii="Arial" w:hAnsi="Arial"/>
                 <w:sz w:val="17"/>
               </w:rPr>
-              <w:t>38.4 h</w:t>
+              <w:t>39.2 h</w:t>
             </w:r>
           </w:p>
         </w:tc>
@@ -14661,13 +14661,13 @@
           <w:b/>
           <w:sz w:val="19"/>
         </w:rPr>
-        <w:t>RPM_benign  =  (V_required − 0.48607) / 0.00344786</w:t>
+        <w:t>RPM_benign  =  (V_required − -0.43798) / 0.00390937</w:t>
         <w:br/>
         <w:t>premium     =  p_seastate  +  A · (W / W_ref)ⁿ · cos θ</w:t>
         <w:br/>
         <w:t>RPM_actual  =  RPM_benign × (1 + premium)</w:t>
         <w:br/>
-        <w:t>L/h         =  2.9364 − 0.0029704·RPM + 1.4581×10⁻⁶·RPM²</w:t>
+        <w:t>L/h         =  3.1135 − 0.0029201·RPM + 1.3961×10⁻⁶·RPM²</w:t>
         <w:br/>
         <w:t>litres      =  L/h × distance / V_required</w:t>
       </w:r>
@@ -15008,7 +15008,7 @@
                 <w:rFonts w:ascii="Arial" w:hAnsi="Arial"/>
                 <w:sz w:val="17"/>
               </w:rPr>
-              <w:t>1815</w:t>
+              <w:t>1828</w:t>
             </w:r>
           </w:p>
         </w:tc>
@@ -15027,7 +15027,7 @@
                 <w:rFonts w:ascii="Arial" w:hAnsi="Arial"/>
                 <w:sz w:val="17"/>
               </w:rPr>
-              <w:t>2.35</w:t>
+              <w:t>2.44</w:t>
             </w:r>
           </w:p>
         </w:tc>
@@ -15065,7 +15065,7 @@
                 <w:rFonts w:ascii="Arial" w:hAnsi="Arial"/>
                 <w:sz w:val="17"/>
               </w:rPr>
-              <w:t>8.4</w:t>
+              <w:t>8.7</w:t>
             </w:r>
           </w:p>
         </w:tc>
@@ -15166,7 +15166,7 @@
                 <w:rFonts w:ascii="Arial" w:hAnsi="Arial"/>
                 <w:sz w:val="17"/>
               </w:rPr>
-              <w:t>2245</w:t>
+              <w:t>2223</w:t>
             </w:r>
           </w:p>
         </w:tc>
@@ -15186,7 +15186,7 @@
                 <w:rFonts w:ascii="Arial" w:hAnsi="Arial"/>
                 <w:sz w:val="17"/>
               </w:rPr>
-              <w:t>3.62</w:t>
+              <w:t>3.52</w:t>
             </w:r>
           </w:p>
         </w:tc>
@@ -15226,7 +15226,7 @@
                 <w:rFonts w:ascii="Arial" w:hAnsi="Arial"/>
                 <w:sz w:val="17"/>
               </w:rPr>
-              <w:t>54.2</w:t>
+              <w:t>52.8</w:t>
             </w:r>
           </w:p>
         </w:tc>
@@ -15322,7 +15322,7 @@
                 <w:rFonts w:ascii="Arial" w:hAnsi="Arial"/>
                 <w:sz w:val="17"/>
               </w:rPr>
-              <w:t>2077</w:t>
+              <w:t>2091</w:t>
             </w:r>
           </w:p>
         </w:tc>
@@ -15341,7 +15341,7 @@
                 <w:rFonts w:ascii="Arial" w:hAnsi="Arial"/>
                 <w:sz w:val="17"/>
               </w:rPr>
-              <w:t>3.06</w:t>
+              <w:t>3.11</w:t>
             </w:r>
           </w:p>
         </w:tc>
@@ -15379,7 +15379,7 @@
                 <w:rFonts w:ascii="Arial" w:hAnsi="Arial"/>
                 <w:sz w:val="17"/>
               </w:rPr>
-              <w:t>10.9</w:t>
+              <w:t>11.1</w:t>
             </w:r>
           </w:p>
         </w:tc>
@@ -15540,7 +15540,7 @@
                 <w:rFonts w:ascii="Arial" w:hAnsi="Arial"/>
                 <w:sz w:val="17"/>
               </w:rPr>
-              <w:t>73.5</w:t>
+              <w:t>72.7</w:t>
             </w:r>
           </w:p>
         </w:tc>
@@ -15572,7 +15572,7 @@
           <w:i w:val="0"/>
           <w:sz w:val="20"/>
         </w:rPr>
-        <w:t>The mission burns 73.5 L. Against the measured gauge scale it may spend 185.7 L before the needle reaches the floor, so it returns with 112.2 L in hand and the gauge reading 68.6%. On the nominal 250 L basis the same mission appears to return at 70.6% indicated with 114.0 L of margin — the gap between those two readings is the gap between the two readings of §6.5, not an error in either.</w:t>
+        <w:t>The mission burns 72.7 L. Against the measured gauge scale it may spend 185.7 L before the needle reaches the floor, so it returns with 113.1 L in hand and the gauge reading 69.0%. On the nominal 250 L basis the same mission appears to return at 70.9% indicated with 114.8 L of margin — the gap between those two readings is the gap between the two readings of §6.5, not an error in either.</w:t>
       </w:r>
     </w:p>
     <w:p>
@@ -15586,7 +15586,7 @@
           <w:i w:val="0"/>
           <w:sz w:val="20"/>
         </w:rPr>
-        <w:t>The same mission on the EM712 gondola costs 102.5 L against 73.5 L — the gondola swap of §5.5 made concrete on a single modest mission, and with extrapolation flags on Survey (000°/180°).</w:t>
+        <w:t>The same mission on the EM712 gondola costs 102.5 L against 72.7 L — the gondola swap of §5.5 made concrete on a single modest mission, and with extrapolation flags on Survey (000°/180°).</w:t>
       </w:r>
     </w:p>
     <w:p>
@@ -18150,7 +18150,7 @@
                 <w:rFonts w:ascii="Arial" w:hAnsi="Arial"/>
                 <w:sz w:val="17"/>
               </w:rPr>
-              <w:t>EM2040 measured directly: 2.36 NM/L at 8 kt, six days of logs</w:t>
+              <w:t>EM2040 measured directly: 2.41 NM/L at 8 kt, six days of logs</w:t>
             </w:r>
           </w:p>
         </w:tc>
@@ -18208,7 +18208,7 @@
                 <w:rFonts w:ascii="Arial" w:hAnsi="Arial"/>
                 <w:sz w:val="17"/>
               </w:rPr>
-              <w:t>The onboard static endurance model runs ~1.9× the measured burn</w:t>
+              <w:t>The onboard static endurance model runs ~2.0× the measured burn</w:t>
             </w:r>
           </w:p>
         </w:tc>
@@ -18274,7 +18274,7 @@
           <w:rFonts w:ascii="Arial" w:hAnsi="Arial"/>
           <w:sz w:val="20"/>
         </w:rPr>
-        <w:t>This is now the single highest-value measurement outstanding. The 25% floor is where every plan is judged and it is the one band with no calibration at all — 43 indicated points below the lowest level ever logged (68%) have never been observed. Running from there to the floor costs about 111 L and 33 hours at survey speed and would fix litres per point to 1.6%; half of it costs 55 L and 16 hours for 3.3%. A tank sounding alongside would settle capacity in the same afternoon.</w:t>
+        <w:t>This is now the single highest-value measurement outstanding. The 25% floor is where every plan is judged and it is the one band with no calibration at all — 9 indicated points below the lowest level ever logged (34%) have never been observed. Running from there to the floor costs about 23 L and 7 hours at survey speed and would fix litres per point to 7.8%; half of it costs 12 L and 3 hours for 15.6%. A tank sounding alongside would settle capacity in the same afternoon.</w:t>
       </w:r>
     </w:p>
     <w:p>
@@ -18401,7 +18401,7 @@
           <w:i w:val="0"/>
           <w:sz w:val="20"/>
         </w:rPr>
-        <w:t>All values as they stand in model.json v2.7.0, which the planning tool consumes directly. Full precision is given for that reason. This table is generated from the model file, so it cannot drift from it.</w:t>
+        <w:t>All values as they stand in model.json v2.8.0, which the planning tool consumes directly. Full precision is given for that reason. This table is generated from the model file, so it cannot drift from it.</w:t>
       </w:r>
     </w:p>
     <w:tbl>
@@ -19032,7 +19032,7 @@
                 <w:rFonts w:ascii="Arial" w:hAnsi="Arial"/>
                 <w:sz w:val="17"/>
               </w:rPr>
-              <w:t>2.936435636259462</w:t>
+              <w:t>3.113455960636534</w:t>
             </w:r>
           </w:p>
         </w:tc>
@@ -19089,7 +19089,7 @@
                 <w:rFonts w:ascii="Arial" w:hAnsi="Arial"/>
                 <w:sz w:val="17"/>
               </w:rPr>
-              <w:t>-0.002970433167208108</w:t>
+              <w:t>-0.002920141434656371</w:t>
             </w:r>
           </w:p>
         </w:tc>
@@ -19147,7 +19147,7 @@
                 <w:rFonts w:ascii="Arial" w:hAnsi="Arial"/>
                 <w:sz w:val="17"/>
               </w:rPr>
-              <w:t>1.458113245924223e-06</w:t>
+              <w:t>1.3960663180683033e-06</w:t>
             </w:r>
           </w:p>
         </w:tc>
@@ -19204,7 +19204,7 @@
                 <w:rFonts w:ascii="Arial" w:hAnsi="Arial"/>
                 <w:sz w:val="17"/>
               </w:rPr>
-              <w:t>0.4860683946259073</w:t>
+              <w:t>-0.4379785211023674</w:t>
             </w:r>
           </w:p>
         </w:tc>
@@ -19262,7 +19262,7 @@
                 <w:rFonts w:ascii="Arial" w:hAnsi="Arial"/>
                 <w:sz w:val="17"/>
               </w:rPr>
-              <w:t>0.003447858749954489</w:t>
+              <w:t>0.003909372453612787</w:t>
             </w:r>
           </w:p>
         </w:tc>
@@ -19492,7 +19492,7 @@
                 <w:rFonts w:ascii="Arial" w:hAnsi="Arial"/>
                 <w:sz w:val="17"/>
               </w:rPr>
-              <w:t>1400 – 3100</w:t>
+              <w:t>1280 – 3080</w:t>
             </w:r>
           </w:p>
         </w:tc>
